--- a/content/templates/stockholder-consent-safe/template.docx
+++ b/content/templates/stockholder-consent-safe/template.docx
@@ -304,23 +304,7 @@
         <w:spacing w:before="480" w:after="0"/>
       </w:pPr>
       <w:r>
-        <w:t>______________________________</w:t>
-      </w:r>
-    </w:p>
-    <w:p>
-      <w:pPr>
-        <w:spacing w:after="120"/>
-      </w:pPr>
-      <w:r>
-        <w:t>{stockholder_1_name}</w:t>
-      </w:r>
-    </w:p>
-    <w:p>
-      <w:pPr>
-        <w:spacing w:after="120"/>
-      </w:pPr>
-      <w:r>
-        <w:t>Date: {effective_date}</w:t>
+        <w:t>{FOR stockholder IN stockholders}</w:t>
       </w:r>
     </w:p>
     <w:p>
@@ -336,7 +320,7 @@
         <w:spacing w:after="120"/>
       </w:pPr>
       <w:r>
-        <w:t>{stockholder_2_name}</w:t>
+        <w:t>{$stockholder.name}</w:t>
       </w:r>
     </w:p>
     <w:p>
@@ -349,26 +333,10 @@
     </w:p>
     <w:p>
       <w:pPr>
-        <w:spacing w:before="480" w:after="0"/>
-      </w:pPr>
-      <w:r>
-        <w:t>______________________________</w:t>
-      </w:r>
-    </w:p>
-    <w:p>
-      <w:pPr>
         <w:spacing w:after="120"/>
       </w:pPr>
       <w:r>
-        <w:t>{stockholder_3_name}</w:t>
-      </w:r>
-    </w:p>
-    <w:p>
-      <w:pPr>
-        <w:spacing w:after="120"/>
-      </w:pPr>
-      <w:r>
-        <w:t>Date: {effective_date}</w:t>
+        <w:t>{END-FOR stockholder}</w:t>
       </w:r>
     </w:p>
     <w:sectPr>
